--- a/publication/shared/config/word-template.docx
+++ b/publication/shared/config/word-template.docx
@@ -2,16 +2,151 @@
 <file path=word/document.xml><?xml version="1.0" encoding="utf-8"?>
 <w:document xmlns:wpc="http://schemas.microsoft.com/office/word/2010/wordprocessingCanvas" xmlns:cx="http://schemas.microsoft.com/office/drawing/2014/chartex" xmlns:cx1="http://schemas.microsoft.com/office/drawing/2015/9/8/chartex" xmlns:cx2="http://schemas.microsoft.com/office/drawing/2015/10/21/chartex" xmlns:cx3="http://schemas.microsoft.com/office/drawing/2016/5/9/chartex" xmlns:cx4="http://schemas.microsoft.com/office/drawing/2016/5/10/chartex" xmlns:cx5="http://schemas.microsoft.com/office/drawing/2016/5/11/chartex" xmlns:cx6="http://schemas.microsoft.com/office/drawing/2016/5/12/chartex" xmlns:cx7="http://schemas.microsoft.com/office/drawing/2016/5/13/chartex" xmlns:cx8="http://schemas.microsoft.com/office/drawing/2016/5/14/chartex" xmlns:mc="http://schemas.openxmlformats.org/markup-compatibility/2006" xmlns:aink="http://schemas.microsoft.com/office/drawing/2016/ink" xmlns:am3d="http://schemas.microsoft.com/office/drawing/2017/model3d" xmlns:o="urn:schemas-microsoft-com:office:office" xmlns:oel="http://schemas.microsoft.com/office/2019/extlst" xmlns:r="http://schemas.openxmlformats.org/officeDocument/2006/relationships" xmlns:m="http://schemas.openxmlformats.org/officeDocument/2006/math" xmlns:v="urn:schemas-microsoft-com:vml" xmlns:wp14="http://schemas.microsoft.com/office/word/2010/wordprocessingDrawing" xmlns:wp="http://schemas.openxmlformats.org/drawingml/2006/wordprocessingDrawing" xmlns:w10="urn:schemas-microsoft-com:office:word" xmlns:w="http://schemas.openxmlformats.org/wordprocessingml/2006/main" xmlns:w14="http://schemas.microsoft.com/office/word/2010/wordml" xmlns:w15="http://schemas.microsoft.com/office/word/2012/wordml" xmlns:w16cex="http://schemas.microsoft.com/office/word/2018/wordml/cex" xmlns:w16cid="http://schemas.microsoft.com/office/word/2016/wordml/cid" xmlns:w16="http://schemas.microsoft.com/office/word/2018/wordml" xmlns:w16du="http://schemas.microsoft.com/office/word/2023/wordml/word16du" xmlns:w16sdtdh="http://schemas.microsoft.com/office/word/2020/wordml/sdtdatahash" xmlns:w16sdtfl="http://schemas.microsoft.com/office/word/2024/wordml/sdtformatlock" xmlns:w16se="http://schemas.microsoft.com/office/word/2015/wordml/symex" xmlns:wpg="http://schemas.microsoft.com/office/word/2010/wordprocessingGroup" xmlns:wpi="http://schemas.microsoft.com/office/word/2010/wordprocessingInk" xmlns:wne="http://schemas.microsoft.com/office/word/2006/wordml" xmlns:wps="http://schemas.microsoft.com/office/word/2010/wordprocessingShape" mc:Ignorable="w14 w15 w16se w16cid w16 w16cex w16sdtdh w16sdtfl w16du wp14">
   <w:body>
-    <w:p/>
+    <w:p>
+      <w:pPr>
+        <w:pStyle w:val="Titre"/>
+        <w:jc w:val="center"/>
+        <w:rPr>
+          <w:lang w:val="fr-FR"/>
+        </w:rPr>
+      </w:pPr>
+      <w:r>
+        <w:rPr>
+          <w:lang w:val="fr-FR"/>
+        </w:rPr>
+        <w:t>Titre</w:t>
+      </w:r>
+    </w:p>
+    <w:p>
+      <w:pPr>
+        <w:rPr>
+          <w:lang w:val="fr-FR"/>
+        </w:rPr>
+      </w:pPr>
+      <w:r>
+        <w:rPr>
+          <w:lang w:val="fr-FR"/>
+        </w:rPr>
+        <w:br w:type="page"/>
+      </w:r>
+    </w:p>
+    <w:p>
+      <w:pPr>
+        <w:rPr>
+          <w:lang w:val="fr-FR"/>
+        </w:rPr>
+      </w:pPr>
+    </w:p>
     <w:sectPr>
+      <w:footerReference w:type="default" r:id="rId9"/>
+      <w:footerReference w:type="first" r:id="rId10"/>
       <w:pgSz w:w="11906" w:h="16838"/>
       <w:pgMar w:top="1417" w:right="1417" w:bottom="1417" w:left="1417" w:header="708" w:footer="708" w:gutter="0"/>
       <w:lnNumType w:countBy="1"/>
+      <w:pgNumType w:start="0"/>
       <w:cols w:space="708"/>
+      <w:titlePg/>
       <w:docGrid w:linePitch="360"/>
     </w:sectPr>
   </w:body>
 </w:document>
+</file>
+
+<file path=word/endnotes.xml><?xml version="1.0" encoding="utf-8"?>
+<w:endnotes xmlns:wpc="http://schemas.microsoft.com/office/word/2010/wordprocessingCanvas" xmlns:cx="http://schemas.microsoft.com/office/drawing/2014/chartex" xmlns:cx1="http://schemas.microsoft.com/office/drawing/2015/9/8/chartex" xmlns:cx2="http://schemas.microsoft.com/office/drawing/2015/10/21/chartex" xmlns:cx3="http://schemas.microsoft.com/office/drawing/2016/5/9/chartex" xmlns:cx4="http://schemas.microsoft.com/office/drawing/2016/5/10/chartex" xmlns:cx5="http://schemas.microsoft.com/office/drawing/2016/5/11/chartex" xmlns:cx6="http://schemas.microsoft.com/office/drawing/2016/5/12/chartex" xmlns:cx7="http://schemas.microsoft.com/office/drawing/2016/5/13/chartex" xmlns:cx8="http://schemas.microsoft.com/office/drawing/2016/5/14/chartex" xmlns:mc="http://schemas.openxmlformats.org/markup-compatibility/2006" xmlns:aink="http://schemas.microsoft.com/office/drawing/2016/ink" xmlns:am3d="http://schemas.microsoft.com/office/drawing/2017/model3d" xmlns:o="urn:schemas-microsoft-com:office:office" xmlns:oel="http://schemas.microsoft.com/office/2019/extlst" xmlns:r="http://schemas.openxmlformats.org/officeDocument/2006/relationships" xmlns:m="http://schemas.openxmlformats.org/officeDocument/2006/math" xmlns:v="urn:schemas-microsoft-com:vml" xmlns:wp14="http://schemas.microsoft.com/office/word/2010/wordprocessingDrawing" xmlns:wp="http://schemas.openxmlformats.org/drawingml/2006/wordprocessingDrawing" xmlns:w10="urn:schemas-microsoft-com:office:word" xmlns:w="http://schemas.openxmlformats.org/wordprocessingml/2006/main" xmlns:w14="http://schemas.microsoft.com/office/word/2010/wordml" xmlns:w15="http://schemas.microsoft.com/office/word/2012/wordml" xmlns:w16cex="http://schemas.microsoft.com/office/word/2018/wordml/cex" xmlns:w16cid="http://schemas.microsoft.com/office/word/2016/wordml/cid" xmlns:w16="http://schemas.microsoft.com/office/word/2018/wordml" xmlns:w16du="http://schemas.microsoft.com/office/word/2023/wordml/word16du" xmlns:w16sdtdh="http://schemas.microsoft.com/office/word/2020/wordml/sdtdatahash" xmlns:w16sdtfl="http://schemas.microsoft.com/office/word/2024/wordml/sdtformatlock" xmlns:w16se="http://schemas.microsoft.com/office/word/2015/wordml/symex" xmlns:wpg="http://schemas.microsoft.com/office/word/2010/wordprocessingGroup" xmlns:wpi="http://schemas.microsoft.com/office/word/2010/wordprocessingInk" xmlns:wne="http://schemas.microsoft.com/office/word/2006/wordml" xmlns:wps="http://schemas.microsoft.com/office/word/2010/wordprocessingShape" mc:Ignorable="w14 w15 w16se w16cid w16 w16cex w16sdtdh w16sdtfl w16du wp14">
+  <w:endnote w:type="separator" w:id="-1">
+    <w:p>
+      <w:r>
+        <w:separator/>
+      </w:r>
+    </w:p>
+  </w:endnote>
+  <w:endnote w:type="continuationSeparator" w:id="0">
+    <w:p>
+      <w:r>
+        <w:continuationSeparator/>
+      </w:r>
+    </w:p>
+  </w:endnote>
+</w:endnotes>
+</file>
+
+<file path=word/footer1.xml><?xml version="1.0" encoding="utf-8"?>
+<w:ftr xmlns:wpc="http://schemas.microsoft.com/office/word/2010/wordprocessingCanvas" xmlns:cx="http://schemas.microsoft.com/office/drawing/2014/chartex" xmlns:cx1="http://schemas.microsoft.com/office/drawing/2015/9/8/chartex" xmlns:cx2="http://schemas.microsoft.com/office/drawing/2015/10/21/chartex" xmlns:cx3="http://schemas.microsoft.com/office/drawing/2016/5/9/chartex" xmlns:cx4="http://schemas.microsoft.com/office/drawing/2016/5/10/chartex" xmlns:cx5="http://schemas.microsoft.com/office/drawing/2016/5/11/chartex" xmlns:cx6="http://schemas.microsoft.com/office/drawing/2016/5/12/chartex" xmlns:cx7="http://schemas.microsoft.com/office/drawing/2016/5/13/chartex" xmlns:cx8="http://schemas.microsoft.com/office/drawing/2016/5/14/chartex" xmlns:mc="http://schemas.openxmlformats.org/markup-compatibility/2006" xmlns:aink="http://schemas.microsoft.com/office/drawing/2016/ink" xmlns:am3d="http://schemas.microsoft.com/office/drawing/2017/model3d" xmlns:o="urn:schemas-microsoft-com:office:office" xmlns:oel="http://schemas.microsoft.com/office/2019/extlst" xmlns:r="http://schemas.openxmlformats.org/officeDocument/2006/relationships" xmlns:m="http://schemas.openxmlformats.org/officeDocument/2006/math" xmlns:v="urn:schemas-microsoft-com:vml" xmlns:wp14="http://schemas.microsoft.com/office/word/2010/wordprocessingDrawing" xmlns:wp="http://schemas.openxmlformats.org/drawingml/2006/wordprocessingDrawing" xmlns:w10="urn:schemas-microsoft-com:office:word" xmlns:w="http://schemas.openxmlformats.org/wordprocessingml/2006/main" xmlns:w14="http://schemas.microsoft.com/office/word/2010/wordml" xmlns:w15="http://schemas.microsoft.com/office/word/2012/wordml" xmlns:w16cex="http://schemas.microsoft.com/office/word/2018/wordml/cex" xmlns:w16cid="http://schemas.microsoft.com/office/word/2016/wordml/cid" xmlns:w16="http://schemas.microsoft.com/office/word/2018/wordml" xmlns:w16du="http://schemas.microsoft.com/office/word/2023/wordml/word16du" xmlns:w16sdtdh="http://schemas.microsoft.com/office/word/2020/wordml/sdtdatahash" xmlns:w16sdtfl="http://schemas.microsoft.com/office/word/2024/wordml/sdtformatlock" xmlns:w16se="http://schemas.microsoft.com/office/word/2015/wordml/symex" xmlns:wpg="http://schemas.microsoft.com/office/word/2010/wordprocessingGroup" xmlns:wpi="http://schemas.microsoft.com/office/word/2010/wordprocessingInk" xmlns:wne="http://schemas.microsoft.com/office/word/2006/wordml" xmlns:wps="http://schemas.microsoft.com/office/word/2010/wordprocessingShape" mc:Ignorable="w14 w15 w16se w16cid w16 w16cex w16sdtdh w16sdtfl w16du wp14">
+  <w:sdt>
+    <w:sdtPr>
+      <w:id w:val="1094122047"/>
+      <w:docPartObj>
+        <w:docPartGallery w:val="Page Numbers (Bottom of Page)"/>
+        <w:docPartUnique/>
+      </w:docPartObj>
+    </w:sdtPr>
+    <w:sdtContent>
+      <w:p>
+        <w:pPr>
+          <w:pStyle w:val="Pieddepage"/>
+          <w:jc w:val="center"/>
+        </w:pPr>
+        <w:r>
+          <w:fldChar w:fldCharType="begin"/>
+        </w:r>
+        <w:r>
+          <w:instrText>PAGE   \* MERGEFORMAT</w:instrText>
+        </w:r>
+        <w:r>
+          <w:fldChar w:fldCharType="separate"/>
+        </w:r>
+        <w:r>
+          <w:rPr>
+            <w:lang w:val="fr-FR"/>
+          </w:rPr>
+          <w:t>2</w:t>
+        </w:r>
+        <w:r>
+          <w:fldChar w:fldCharType="end"/>
+        </w:r>
+      </w:p>
+    </w:sdtContent>
+  </w:sdt>
+  <w:p/>
+</w:ftr>
+</file>
+
+<file path=word/footer2.xml><?xml version="1.0" encoding="utf-8"?>
+<w:ftr xmlns:wpc="http://schemas.microsoft.com/office/word/2010/wordprocessingCanvas" xmlns:cx="http://schemas.microsoft.com/office/drawing/2014/chartex" xmlns:cx1="http://schemas.microsoft.com/office/drawing/2015/9/8/chartex" xmlns:cx2="http://schemas.microsoft.com/office/drawing/2015/10/21/chartex" xmlns:cx3="http://schemas.microsoft.com/office/drawing/2016/5/9/chartex" xmlns:cx4="http://schemas.microsoft.com/office/drawing/2016/5/10/chartex" xmlns:cx5="http://schemas.microsoft.com/office/drawing/2016/5/11/chartex" xmlns:cx6="http://schemas.microsoft.com/office/drawing/2016/5/12/chartex" xmlns:cx7="http://schemas.microsoft.com/office/drawing/2016/5/13/chartex" xmlns:cx8="http://schemas.microsoft.com/office/drawing/2016/5/14/chartex" xmlns:mc="http://schemas.openxmlformats.org/markup-compatibility/2006" xmlns:aink="http://schemas.microsoft.com/office/drawing/2016/ink" xmlns:am3d="http://schemas.microsoft.com/office/drawing/2017/model3d" xmlns:o="urn:schemas-microsoft-com:office:office" xmlns:oel="http://schemas.microsoft.com/office/2019/extlst" xmlns:r="http://schemas.openxmlformats.org/officeDocument/2006/relationships" xmlns:m="http://schemas.openxmlformats.org/officeDocument/2006/math" xmlns:v="urn:schemas-microsoft-com:vml" xmlns:wp14="http://schemas.microsoft.com/office/word/2010/wordprocessingDrawing" xmlns:wp="http://schemas.openxmlformats.org/drawingml/2006/wordprocessingDrawing" xmlns:w10="urn:schemas-microsoft-com:office:word" xmlns:w="http://schemas.openxmlformats.org/wordprocessingml/2006/main" xmlns:w14="http://schemas.microsoft.com/office/word/2010/wordml" xmlns:w15="http://schemas.microsoft.com/office/word/2012/wordml" xmlns:w16cex="http://schemas.microsoft.com/office/word/2018/wordml/cex" xmlns:w16cid="http://schemas.microsoft.com/office/word/2016/wordml/cid" xmlns:w16="http://schemas.microsoft.com/office/word/2018/wordml" xmlns:w16du="http://schemas.microsoft.com/office/word/2023/wordml/word16du" xmlns:w16sdtdh="http://schemas.microsoft.com/office/word/2020/wordml/sdtdatahash" xmlns:w16sdtfl="http://schemas.microsoft.com/office/word/2024/wordml/sdtformatlock" xmlns:w16se="http://schemas.microsoft.com/office/word/2015/wordml/symex" xmlns:wpg="http://schemas.microsoft.com/office/word/2010/wordprocessingGroup" xmlns:wpi="http://schemas.microsoft.com/office/word/2010/wordprocessingInk" xmlns:wne="http://schemas.microsoft.com/office/word/2006/wordml" xmlns:wps="http://schemas.microsoft.com/office/word/2010/wordprocessingShape" mc:Ignorable="w14 w15 w16se w16cid w16 w16cex w16sdtdh w16sdtfl w16du wp14">
+  <w:p>
+    <w:pPr>
+      <w:pStyle w:val="Pieddepage"/>
+    </w:pPr>
+    <w:r>
+      <w:t>ODIP Edition 1</w:t>
+    </w:r>
+  </w:p>
+  <w:p>
+    <w:pPr>
+      <w:pStyle w:val="Pieddepage"/>
+    </w:pPr>
+  </w:p>
+</w:ftr>
+</file>
+
+<file path=word/footnotes.xml><?xml version="1.0" encoding="utf-8"?>
+<w:footnotes xmlns:wpc="http://schemas.microsoft.com/office/word/2010/wordprocessingCanvas" xmlns:cx="http://schemas.microsoft.com/office/drawing/2014/chartex" xmlns:cx1="http://schemas.microsoft.com/office/drawing/2015/9/8/chartex" xmlns:cx2="http://schemas.microsoft.com/office/drawing/2015/10/21/chartex" xmlns:cx3="http://schemas.microsoft.com/office/drawing/2016/5/9/chartex" xmlns:cx4="http://schemas.microsoft.com/office/drawing/2016/5/10/chartex" xmlns:cx5="http://schemas.microsoft.com/office/drawing/2016/5/11/chartex" xmlns:cx6="http://schemas.microsoft.com/office/drawing/2016/5/12/chartex" xmlns:cx7="http://schemas.microsoft.com/office/drawing/2016/5/13/chartex" xmlns:cx8="http://schemas.microsoft.com/office/drawing/2016/5/14/chartex" xmlns:mc="http://schemas.openxmlformats.org/markup-compatibility/2006" xmlns:aink="http://schemas.microsoft.com/office/drawing/2016/ink" xmlns:am3d="http://schemas.microsoft.com/office/drawing/2017/model3d" xmlns:o="urn:schemas-microsoft-com:office:office" xmlns:oel="http://schemas.microsoft.com/office/2019/extlst" xmlns:r="http://schemas.openxmlformats.org/officeDocument/2006/relationships" xmlns:m="http://schemas.openxmlformats.org/officeDocument/2006/math" xmlns:v="urn:schemas-microsoft-com:vml" xmlns:wp14="http://schemas.microsoft.com/office/word/2010/wordprocessingDrawing" xmlns:wp="http://schemas.openxmlformats.org/drawingml/2006/wordprocessingDrawing" xmlns:w10="urn:schemas-microsoft-com:office:word" xmlns:w="http://schemas.openxmlformats.org/wordprocessingml/2006/main" xmlns:w14="http://schemas.microsoft.com/office/word/2010/wordml" xmlns:w15="http://schemas.microsoft.com/office/word/2012/wordml" xmlns:w16cex="http://schemas.microsoft.com/office/word/2018/wordml/cex" xmlns:w16cid="http://schemas.microsoft.com/office/word/2016/wordml/cid" xmlns:w16="http://schemas.microsoft.com/office/word/2018/wordml" xmlns:w16du="http://schemas.microsoft.com/office/word/2023/wordml/word16du" xmlns:w16sdtdh="http://schemas.microsoft.com/office/word/2020/wordml/sdtdatahash" xmlns:w16sdtfl="http://schemas.microsoft.com/office/word/2024/wordml/sdtformatlock" xmlns:w16se="http://schemas.microsoft.com/office/word/2015/wordml/symex" xmlns:wpg="http://schemas.microsoft.com/office/word/2010/wordprocessingGroup" xmlns:wpi="http://schemas.microsoft.com/office/word/2010/wordprocessingInk" xmlns:wne="http://schemas.microsoft.com/office/word/2006/wordml" xmlns:wps="http://schemas.microsoft.com/office/word/2010/wordprocessingShape" mc:Ignorable="w14 w15 w16se w16cid w16 w16cex w16sdtdh w16sdtfl w16du wp14">
+  <w:footnote w:type="separator" w:id="-1">
+    <w:p>
+      <w:r>
+        <w:separator/>
+      </w:r>
+    </w:p>
+  </w:footnote>
+  <w:footnote w:type="continuationSeparator" w:id="0">
+    <w:p>
+      <w:r>
+        <w:continuationSeparator/>
+      </w:r>
+    </w:p>
+  </w:footnote>
+</w:footnotes>
 </file>
 
 <file path=word/numbering.xml><?xml version="1.0" encoding="utf-8"?>
@@ -130,11 +265,7 @@
         <w14:ligatures w14:val="standardContextual"/>
       </w:rPr>
     </w:rPrDefault>
-    <w:pPrDefault>
-      <w:pPr>
-        <w:spacing w:after="160" w:line="259" w:lineRule="auto"/>
-      </w:pPr>
-    </w:pPrDefault>
+    <w:pPrDefault/>
   </w:docDefaults>
   <w:latentStyles w:defLockedState="0" w:defUIPriority="99" w:defSemiHidden="0" w:defUnhideWhenUsed="0" w:defQFormat="0" w:count="376">
     <w:lsdException w:name="Normal" w:uiPriority="0" w:qFormat="1"/>
@@ -660,7 +791,7 @@
         <w:ilvl w:val="5"/>
         <w:numId w:val="1"/>
       </w:numPr>
-      <w:spacing w:before="40" w:after="0"/>
+      <w:spacing w:before="40"/>
       <w:outlineLvl w:val="5"/>
     </w:pPr>
     <w:rPr>
@@ -686,7 +817,7 @@
         <w:ilvl w:val="6"/>
         <w:numId w:val="1"/>
       </w:numPr>
-      <w:spacing w:before="40" w:after="0"/>
+      <w:spacing w:before="40"/>
       <w:outlineLvl w:val="6"/>
     </w:pPr>
     <w:rPr>
@@ -711,7 +842,6 @@
         <w:ilvl w:val="7"/>
         <w:numId w:val="1"/>
       </w:numPr>
-      <w:spacing w:after="0"/>
       <w:outlineLvl w:val="7"/>
     </w:pPr>
     <w:rPr>
@@ -738,7 +868,6 @@
         <w:ilvl w:val="8"/>
         <w:numId w:val="1"/>
       </w:numPr>
-      <w:spacing w:after="0"/>
       <w:outlineLvl w:val="8"/>
     </w:pPr>
     <w:rPr>
@@ -895,7 +1024,7 @@
     <w:qFormat/>
     <w:rsid w:val="00367345"/>
     <w:pPr>
-      <w:spacing w:after="80" w:line="240" w:lineRule="auto"/>
+      <w:spacing w:after="80"/>
       <w:contextualSpacing/>
     </w:pPr>
     <w:rPr>
@@ -1064,6 +1193,74 @@
     <w:semiHidden/>
     <w:unhideWhenUsed/>
     <w:rsid w:val="003F6EC6"/>
+  </w:style>
+  <w:style w:type="paragraph" w:styleId="Sansinterligne">
+    <w:name w:val="No Spacing"/>
+    <w:link w:val="SansinterligneCar"/>
+    <w:uiPriority w:val="1"/>
+    <w:qFormat/>
+    <w:rsid w:val="000D0C78"/>
+    <w:rPr>
+      <w:rFonts w:eastAsiaTheme="minorEastAsia"/>
+      <w:kern w:val="0"/>
+      <w:lang w:eastAsia="fr-BE"/>
+      <w14:ligatures w14:val="none"/>
+    </w:rPr>
+  </w:style>
+  <w:style w:type="character" w:customStyle="1" w:styleId="SansinterligneCar">
+    <w:name w:val="Sans interligne Car"/>
+    <w:basedOn w:val="Policepardfaut"/>
+    <w:link w:val="Sansinterligne"/>
+    <w:uiPriority w:val="1"/>
+    <w:rsid w:val="000D0C78"/>
+    <w:rPr>
+      <w:rFonts w:eastAsiaTheme="minorEastAsia"/>
+      <w:kern w:val="0"/>
+      <w:lang w:eastAsia="fr-BE"/>
+      <w14:ligatures w14:val="none"/>
+    </w:rPr>
+  </w:style>
+  <w:style w:type="paragraph" w:styleId="En-tte">
+    <w:name w:val="header"/>
+    <w:basedOn w:val="Normal"/>
+    <w:link w:val="En-tteCar"/>
+    <w:uiPriority w:val="99"/>
+    <w:unhideWhenUsed/>
+    <w:rsid w:val="000D0C78"/>
+    <w:pPr>
+      <w:tabs>
+        <w:tab w:val="center" w:pos="4536"/>
+        <w:tab w:val="right" w:pos="9072"/>
+      </w:tabs>
+    </w:pPr>
+  </w:style>
+  <w:style w:type="character" w:customStyle="1" w:styleId="En-tteCar">
+    <w:name w:val="En-tête Car"/>
+    <w:basedOn w:val="Policepardfaut"/>
+    <w:link w:val="En-tte"/>
+    <w:uiPriority w:val="99"/>
+    <w:rsid w:val="000D0C78"/>
+  </w:style>
+  <w:style w:type="paragraph" w:styleId="Pieddepage">
+    <w:name w:val="footer"/>
+    <w:basedOn w:val="Normal"/>
+    <w:link w:val="PieddepageCar"/>
+    <w:uiPriority w:val="99"/>
+    <w:unhideWhenUsed/>
+    <w:rsid w:val="000D0C78"/>
+    <w:pPr>
+      <w:tabs>
+        <w:tab w:val="center" w:pos="4536"/>
+        <w:tab w:val="right" w:pos="9072"/>
+      </w:tabs>
+    </w:pPr>
+  </w:style>
+  <w:style w:type="character" w:customStyle="1" w:styleId="PieddepageCar">
+    <w:name w:val="Pied de page Car"/>
+    <w:basedOn w:val="Policepardfaut"/>
+    <w:link w:val="Pieddepage"/>
+    <w:uiPriority w:val="99"/>
+    <w:rsid w:val="000D0C78"/>
   </w:style>
 </w:styles>
 </file>
@@ -1361,4 +1558,35 @@
     </a:ext>
   </a:extLst>
 </a:theme>
+</file>
+
+<file path=customXml/item1.xml><?xml version="1.0" encoding="utf-8"?>
+<CoverPageProperties xmlns="http://schemas.microsoft.com/office/2006/coverPageProps">
+  <PublishDate>2026-05-18T00:00:00</PublishDate>
+  <Abstract/>
+  <CompanyAddress/>
+  <CompanyPhone/>
+  <CompanyFax/>
+  <CompanyEmail/>
+</CoverPageProperties>
+</file>
+
+<file path=customXml/item2.xml><?xml version="1.0" encoding="utf-8"?>
+<b:Sources xmlns:b="http://schemas.openxmlformats.org/officeDocument/2006/bibliography" xmlns="http://schemas.openxmlformats.org/officeDocument/2006/bibliography" SelectedStyle="\APASixthEditionOfficeOnline.xsl" StyleName="APA" Version="6"/>
+</file>
+
+<file path=customXml/itemProps1.xml><?xml version="1.0" encoding="utf-8"?>
+<ds:datastoreItem xmlns:ds="http://schemas.openxmlformats.org/officeDocument/2006/customXml" ds:itemID="{55AF091B-3C7A-41E3-B477-F2FDAA23CFDA}">
+  <ds:schemaRefs>
+    <ds:schemaRef ds:uri="http://schemas.microsoft.com/office/2006/coverPageProps"/>
+  </ds:schemaRefs>
+</ds:datastoreItem>
+</file>
+
+<file path=customXml/itemProps2.xml><?xml version="1.0" encoding="utf-8"?>
+<ds:datastoreItem xmlns:ds="http://schemas.openxmlformats.org/officeDocument/2006/customXml" ds:itemID="{40A1D71A-99C9-41E6-A1F3-B96016F46D9F}">
+  <ds:schemaRefs>
+    <ds:schemaRef ds:uri="http://schemas.openxmlformats.org/officeDocument/2006/bibliography"/>
+  </ds:schemaRefs>
+</ds:datastoreItem>
 </file>
--- a/publication/shared/config/word-template.docx
+++ b/publication/shared/config/word-template.docx
@@ -32,14 +32,20 @@
     </w:p>
     <w:p>
       <w:pPr>
-        <w:rPr>
-          <w:lang w:val="fr-FR"/>
-        </w:rPr>
+        <w:pStyle w:val="Hyperlink"/>
       </w:pPr>
+      <w:hyperlink r:id="rId9" w:history="1">
+        <w:r>
+          <w:rPr>
+            <w:rStyle w:val="Lienhypertexte"/>
+          </w:rPr>
+          <w:t>google</w:t>
+        </w:r>
+      </w:hyperlink>
     </w:p>
     <w:sectPr>
-      <w:footerReference w:type="default" r:id="rId9"/>
-      <w:footerReference w:type="first" r:id="rId10"/>
+      <w:footerReference w:type="default" r:id="rId10"/>
+      <w:footerReference w:type="first" r:id="rId11"/>
       <w:pgSz w:w="11906" w:h="16838"/>
       <w:pgMar w:top="1417" w:right="1417" w:bottom="1417" w:left="1417" w:header="708" w:footer="708" w:gutter="0"/>
       <w:lnNumType w:countBy="1"/>
@@ -648,6 +654,7 @@
   <w:style w:type="paragraph" w:default="1" w:styleId="Normal">
     <w:name w:val="Normal"/>
     <w:qFormat/>
+    <w:rsid w:val="004D3F13"/>
   </w:style>
   <w:style w:type="paragraph" w:styleId="Titre1">
     <w:name w:val="heading 1"/>
@@ -1261,6 +1268,49 @@
     <w:link w:val="Pieddepage"/>
     <w:uiPriority w:val="99"/>
     <w:rsid w:val="000D0C78"/>
+  </w:style>
+  <w:style w:type="paragraph" w:customStyle="1" w:styleId="Hyperlink">
+    <w:name w:val="Hyperlink"/>
+    <w:basedOn w:val="Normal"/>
+    <w:link w:val="HyperlinkCar"/>
+    <w:rsid w:val="007C40AE"/>
+    <w:rPr>
+      <w:color w:val="156082" w:themeColor="accent1"/>
+      <w:lang w:val="fr-FR"/>
+    </w:rPr>
+  </w:style>
+  <w:style w:type="character" w:customStyle="1" w:styleId="HyperlinkCar">
+    <w:name w:val="Hyperlink Car"/>
+    <w:basedOn w:val="Policepardfaut"/>
+    <w:link w:val="Hyperlink"/>
+    <w:rsid w:val="007C40AE"/>
+    <w:rPr>
+      <w:color w:val="156082" w:themeColor="accent1"/>
+      <w:lang w:val="fr-FR"/>
+    </w:rPr>
+  </w:style>
+  <w:style w:type="character" w:styleId="Lienhypertexte">
+    <w:name w:val="Hyperlink"/>
+    <w:basedOn w:val="Policepardfaut"/>
+    <w:uiPriority w:val="99"/>
+    <w:unhideWhenUsed/>
+    <w:rsid w:val="004D3F13"/>
+    <w:rPr>
+      <w:color w:val="0070C0"/>
+      <w:u w:val="single"/>
+    </w:rPr>
+  </w:style>
+  <w:style w:type="character" w:styleId="Mentionnonrsolue">
+    <w:name w:val="Unresolved Mention"/>
+    <w:basedOn w:val="Policepardfaut"/>
+    <w:uiPriority w:val="99"/>
+    <w:semiHidden/>
+    <w:unhideWhenUsed/>
+    <w:rsid w:val="004D3F13"/>
+    <w:rPr>
+      <w:color w:val="605E5C"/>
+      <w:shd w:val="clear" w:color="auto" w:fill="E1DFDD"/>
+    </w:rPr>
   </w:style>
 </w:styles>
 </file>

--- a/publication/shared/config/word-template.docx
+++ b/publication/shared/config/word-template.docx
@@ -2,7 +2,512 @@
 <file path=word/document.xml><?xml version="1.0" encoding="utf-8"?>
 <w:document xmlns:wpc="http://schemas.microsoft.com/office/word/2010/wordprocessingCanvas" xmlns:cx="http://schemas.microsoft.com/office/drawing/2014/chartex" xmlns:cx1="http://schemas.microsoft.com/office/drawing/2015/9/8/chartex" xmlns:cx2="http://schemas.microsoft.com/office/drawing/2015/10/21/chartex" xmlns:cx3="http://schemas.microsoft.com/office/drawing/2016/5/9/chartex" xmlns:cx4="http://schemas.microsoft.com/office/drawing/2016/5/10/chartex" xmlns:cx5="http://schemas.microsoft.com/office/drawing/2016/5/11/chartex" xmlns:cx6="http://schemas.microsoft.com/office/drawing/2016/5/12/chartex" xmlns:cx7="http://schemas.microsoft.com/office/drawing/2016/5/13/chartex" xmlns:cx8="http://schemas.microsoft.com/office/drawing/2016/5/14/chartex" xmlns:mc="http://schemas.openxmlformats.org/markup-compatibility/2006" xmlns:aink="http://schemas.microsoft.com/office/drawing/2016/ink" xmlns:am3d="http://schemas.microsoft.com/office/drawing/2017/model3d" xmlns:o="urn:schemas-microsoft-com:office:office" xmlns:oel="http://schemas.microsoft.com/office/2019/extlst" xmlns:r="http://schemas.openxmlformats.org/officeDocument/2006/relationships" xmlns:m="http://schemas.openxmlformats.org/officeDocument/2006/math" xmlns:v="urn:schemas-microsoft-com:vml" xmlns:wp14="http://schemas.microsoft.com/office/word/2010/wordprocessingDrawing" xmlns:wp="http://schemas.openxmlformats.org/drawingml/2006/wordprocessingDrawing" xmlns:w10="urn:schemas-microsoft-com:office:word" xmlns:w="http://schemas.openxmlformats.org/wordprocessingml/2006/main" xmlns:w14="http://schemas.microsoft.com/office/word/2010/wordml" xmlns:w15="http://schemas.microsoft.com/office/word/2012/wordml" xmlns:w16cex="http://schemas.microsoft.com/office/word/2018/wordml/cex" xmlns:w16cid="http://schemas.microsoft.com/office/word/2016/wordml/cid" xmlns:w16="http://schemas.microsoft.com/office/word/2018/wordml" xmlns:w16du="http://schemas.microsoft.com/office/word/2023/wordml/word16du" xmlns:w16sdtdh="http://schemas.microsoft.com/office/word/2020/wordml/sdtdatahash" xmlns:w16sdtfl="http://schemas.microsoft.com/office/word/2024/wordml/sdtformatlock" xmlns:w16se="http://schemas.microsoft.com/office/word/2015/wordml/symex" xmlns:wpg="http://schemas.microsoft.com/office/word/2010/wordprocessingGroup" xmlns:wpi="http://schemas.microsoft.com/office/word/2010/wordprocessingInk" xmlns:wne="http://schemas.microsoft.com/office/word/2006/wordml" xmlns:wps="http://schemas.microsoft.com/office/word/2010/wordprocessingShape" mc:Ignorable="w14 w15 w16se w16cid w16 w16cex w16sdtdh w16sdtfl w16du wp14">
   <w:body>
-    <w:p/>
+    <w:p>
+      <w:pPr>
+        <w:pStyle w:val="Titre"/>
+        <w:rPr>
+          <w:lang w:val="fr-FR"/>
+        </w:rPr>
+      </w:pPr>
+      <w:r>
+        <w:rPr>
+          <w:lang w:val="fr-FR"/>
+        </w:rPr>
+        <w:t>Titre</w:t>
+      </w:r>
+    </w:p>
+    <w:p>
+      <w:pPr>
+        <w:rPr>
+          <w:lang w:val="fr-FR"/>
+        </w:rPr>
+      </w:pPr>
+      <w:r>
+        <w:rPr>
+          <w:lang w:val="fr-FR"/>
+        </w:rPr>
+        <w:br w:type="page"/>
+      </w:r>
+    </w:p>
+    <w:p>
+      <w:pPr>
+        <w:pStyle w:val="En-ttedetabledesmatires"/>
+      </w:pPr>
+      <w:r>
+        <w:t>Table of Contents</w:t>
+      </w:r>
+    </w:p>
+    <w:p>
+      <w:pPr>
+        <w:pStyle w:val="TM1"/>
+      </w:pPr>
+      <w:r>
+        <w:fldChar w:fldCharType="begin" w:dirty="true"/>
+      </w:r>
+      <w:r>
+        <w:instrText xml:space="preserve"> TOC \o "1-3" \h \z \u </w:instrText>
+      </w:r>
+      <w:r>
+        <w:fldChar w:fldCharType="separate"/>
+      </w:r>
+      <w:r>
+        <w:t>[ Update this field to generate TOC ]</w:t>
+      </w:r>
+      <w:r>
+        <w:fldChar w:fldCharType="end"/>
+      </w:r>
+    </w:p>
+    <w:p>
+      <w:r>
+        <w:br w:type="page"/>
+      </w:r>
+    </w:p>
+    <w:p>
+      <w:pPr>
+        <w:pStyle w:val="Titre1"/>
+      </w:pPr>
+      <w:r>
+        <w:t>Rerouting</w:t>
+      </w:r>
+    </w:p>
+    <w:p>
+      <w:pPr>
+        <w:pStyle w:val="Titre2"/>
+      </w:pPr>
+      <w:r>
+        <w:t>Operational Needs</w:t>
+      </w:r>
+    </w:p>
+    <w:p>
+      <w:pPr>
+        <w:pStyle w:val="Titre3"/>
+      </w:pPr>
+      <w:r>
+        <w:t>Identification of Operationally Acceptable Trajectories</w:t>
+      </w:r>
+    </w:p>
+    <w:p>
+      <w:r>
+        <w:t xml:space="preserve">Network Manager shall provide means to identify operationally acceptable trajectories for rerouting purposes. The identification process shall take into account current airspace availability, published restrictions, and real-time traffic demand. Results shall be made available to all concerned stakeholders via the NM B2B interface.</w:t>
+      </w:r>
+    </w:p>
+    <w:p>
+      <w:r>
+        <w:t xml:space="preserve">The trajectory identification function shall operate in both pre-tactical and tactical timeframes. It shall support both individual flight rerouting and network-wide rerouting schemes. The function shall be integrated with the ATFCM measure management process to ensure consistency of applied measures.</w:t>
+      </w:r>
+    </w:p>
+    <w:p>
+      <w:pPr>
+        <w:pStyle w:val="Paragraphedeliste"/>
+        <w:numPr>
+          <w:ilvl w:val="0"/>
+          <w:numId w:val="1"/>
+        </w:numPr>
+      </w:pPr>
+      <w:r>
+        <w:t>Airspace availability and published restrictions</w:t>
+      </w:r>
+    </w:p>
+    <w:p>
+      <w:pPr>
+        <w:pStyle w:val="Paragraphedeliste"/>
+        <w:numPr>
+          <w:ilvl w:val="0"/>
+          <w:numId w:val="1"/>
+        </w:numPr>
+      </w:pPr>
+      <w:r>
+        <w:t>Real-time traffic demand and sector capacity</w:t>
+      </w:r>
+    </w:p>
+    <w:p>
+      <w:pPr>
+        <w:pStyle w:val="Paragraphedeliste"/>
+        <w:numPr>
+          <w:ilvl w:val="0"/>
+          <w:numId w:val="1"/>
+        </w:numPr>
+      </w:pPr>
+      <w:r>
+        <w:t xml:space="preserve">Flight efficiency and environmental impact — see </w:t>
+      </w:r>
+      <w:hyperlink r:id="rId11" w:history="1">
+        <w:r>
+          <w:rPr>
+            <w:rStyle w:val="Lienhypertexte"/>
+          </w:rPr>
+          <w:t>NM B2B web services</w:t>
+        </w:r>
+      </w:hyperlink>
+    </w:p>
+    <w:p>
+      <w:pPr>
+        <w:pStyle w:val="Paragraphedeliste"/>
+        <w:numPr>
+          <w:ilvl w:val="0"/>
+          <w:numId w:val="1"/>
+        </w:numPr>
+      </w:pPr>
+      <w:r>
+        <w:t>Coordination with adjacent ACC and FAB boundaries</w:t>
+      </w:r>
+    </w:p>
+    <w:p>
+      <w:r>
+        <w:t xml:space="preserve">Trajectories identified as operationally acceptable shall be ranked by a composite score combining efficiency, equity, and feasibility criteria. The ranking algorithm shall be configurable by Network Manager operations staff. See also </w:t>
+      </w:r>
+      <w:hyperlink w:anchor="distrib_section" w:history="1">
+        <w:r>
+          <w:rPr>
+            <w:rStyle w:val="Lienhypertexte"/>
+          </w:rPr>
+          <w:t>Rerouting Proposal Distribution</w:t>
+        </w:r>
+      </w:hyperlink>
+      <w:r>
+        <w:t xml:space="preserve"> for the downstream distribution process.</w:t>
+      </w:r>
+    </w:p>
+    <w:p>
+      <w:pPr>
+        <w:pStyle w:val="Titre4"/>
+      </w:pPr>
+      <w:bookmarkStart w:id="1" w:name="distrib_section"/>
+      <w:r>
+        <w:t>Rerouting Proposal Distribution</w:t>
+      </w:r>
+      <w:bookmarkEnd w:id="1"/>
+    </w:p>
+    <w:p>
+      <w:r>
+        <w:t xml:space="preserve">Network Manager shall distribute validated rerouting proposals to affected airspace users and ANSPs in a timely manner. Distribution shall occur with sufficient lead time to allow operational implementation by the receiving parties. Proposals shall be transmitted via the </w:t>
+      </w:r>
+      <w:hyperlink r:id="rId11" w:history="1">
+        <w:r>
+          <w:rPr>
+            <w:rStyle w:val="Lienhypertexte"/>
+          </w:rPr>
+          <w:t>NM B2B web services</w:t>
+        </w:r>
+      </w:hyperlink>
+      <w:r>
+        <w:t xml:space="preserve"> and shall include all information required to assess and accept or reject the rerouting.</w:t>
+      </w:r>
+    </w:p>
+    <w:p>
+      <w:r>
+        <w:t xml:space="preserve">The distribution mechanism shall support both automated B2B transmission and manual notification via the NM Portal. Acknowledgement receipts shall be tracked and recorded. In the absence of acknowledgement within a defined timeout, an escalation procedure shall be triggered automatically.</w:t>
+      </w:r>
+    </w:p>
+    <w:p>
+      <w:pPr>
+        <w:pStyle w:val="Paragraphedeliste"/>
+        <w:numPr>
+          <w:ilvl w:val="0"/>
+          <w:numId w:val="9"/>
+        </w:numPr>
+      </w:pPr>
+      <w:r>
+        <w:t>Identify affected flights and responsible operators</w:t>
+      </w:r>
+    </w:p>
+    <w:p>
+      <w:pPr>
+        <w:pStyle w:val="Paragraphedeliste"/>
+        <w:numPr>
+          <w:ilvl w:val="0"/>
+          <w:numId w:val="9"/>
+        </w:numPr>
+      </w:pPr>
+      <w:r>
+        <w:t>Compute and rank alternative route options</w:t>
+      </w:r>
+    </w:p>
+    <w:p>
+      <w:pPr>
+        <w:pStyle w:val="Paragraphedeliste"/>
+        <w:numPr>
+          <w:ilvl w:val="0"/>
+          <w:numId w:val="9"/>
+        </w:numPr>
+      </w:pPr>
+      <w:r>
+        <w:t>Distribute proposals via NM B2B and Portal</w:t>
+      </w:r>
+    </w:p>
+    <w:p>
+      <w:pPr>
+        <w:pStyle w:val="Paragraphedeliste"/>
+        <w:numPr>
+          <w:ilvl w:val="0"/>
+          <w:numId w:val="9"/>
+        </w:numPr>
+      </w:pPr>
+      <w:r>
+        <w:t>Track acknowledgements and trigger escalation if required</w:t>
+      </w:r>
+    </w:p>
+    <w:p>
+      <w:r>
+        <w:t xml:space="preserve">All distributed proposals and their acceptance status shall be logged in the ODIP repository with full timestamp and user attribution. The audit trail shall be accessible to authorised Network Manager staff for post-operations analysis and performance review purposes.</w:t>
+      </w:r>
+    </w:p>
+    <w:p>
+      <w:pPr>
+        <w:pStyle w:val="Titre1"/>
+      </w:pPr>
+      <w:r>
+        <w:t>4-Dimensional Trajectories</w:t>
+      </w:r>
+    </w:p>
+    <w:p>
+      <w:pPr>
+        <w:pStyle w:val="Titre2"/>
+      </w:pPr>
+      <w:r>
+        <w:t>Operational Requirements</w:t>
+      </w:r>
+    </w:p>
+    <w:p>
+      <w:pPr>
+        <w:pStyle w:val="Titre3"/>
+      </w:pPr>
+      <w:r>
+        <w:t>Trajectory Data Exchange Requirements</w:t>
+      </w:r>
+    </w:p>
+    <w:p>
+      <w:r>
+        <w:t xml:space="preserve">The following requirements define the data exchange obligations between Network Manager and airspace users for 4D trajectory management. All data exchanges shall conform to the FIXM standard and be transmitted via the NM B2B interface. Compliance with these requirements is mandatory for all ECAC airspace users operating under iCDM procedures.</w:t>
+      </w:r>
+    </w:p>
+    <w:tbl>
+      <w:tblPr>
+        <w:tblStyle w:val="Grilledutableau"/>
+        <w:tblW w:w="9072" w:type="dxa"/>
+        <w:tblBorders>
+          <w:top w:val="single" w:sz="4" w:space="0" w:color="4F81BD"/>
+          <w:left w:val="single" w:sz="4" w:space="0" w:color="4F81BD"/>
+          <w:bottom w:val="single" w:sz="4" w:space="0" w:color="4F81BD"/>
+          <w:right w:val="single" w:sz="4" w:space="0" w:color="4F81BD"/>
+          <w:insideH w:val="single" w:sz="4" w:space="0" w:color="4F81BD"/>
+          <w:insideV w:val="single" w:sz="4" w:space="0" w:color="4F81BD"/>
+        </w:tblBorders>
+        <w:tblLook w:val="04A0" w:firstRow="1" w:lastRow="0" w:firstColumn="1" w:lastColumn="0" w:noHBand="0" w:noVBand="1"/>
+      </w:tblPr>
+      <w:tblGrid>
+        <w:gridCol w:w="2016"/>
+        <w:gridCol w:w="5040"/>
+        <w:gridCol w:w="2016"/>
+      </w:tblGrid>
+      <w:tr>
+        <w:trPr>
+          <w:tblHeader/>
+        </w:trPr>
+        <w:tc>
+          <w:tcPr>
+            <w:tcW w:w="2016" w:type="dxa"/>
+            <w:shd w:val="clear" w:color="auto" w:fill="365F91"/>
+          </w:tcPr>
+          <w:p>
+            <w:r>
+              <w:rPr>
+                <w:b/>
+                <w:color w:val="FFFFFF"/>
+              </w:rPr>
+              <w:t>Requirement ID</w:t>
+            </w:r>
+          </w:p>
+        </w:tc>
+        <w:tc>
+          <w:tcPr>
+            <w:tcW w:w="5040" w:type="dxa"/>
+            <w:shd w:val="clear" w:color="auto" w:fill="365F91"/>
+          </w:tcPr>
+          <w:p>
+            <w:r>
+              <w:rPr>
+                <w:b/>
+                <w:color w:val="FFFFFF"/>
+              </w:rPr>
+              <w:t>Description</w:t>
+            </w:r>
+          </w:p>
+        </w:tc>
+        <w:tc>
+          <w:tcPr>
+            <w:tcW w:w="2016" w:type="dxa"/>
+            <w:shd w:val="clear" w:color="auto" w:fill="365F91"/>
+          </w:tcPr>
+          <w:p>
+            <w:r>
+              <w:rPr>
+                <w:b/>
+                <w:color w:val="FFFFFF"/>
+              </w:rPr>
+              <w:t>Maturity</w:t>
+            </w:r>
+          </w:p>
+        </w:tc>
+      </w:tr>
+      <w:tr>
+        <w:tc>
+          <w:tcPr>
+            <w:tcW w:w="2016" w:type="dxa"/>
+          </w:tcPr>
+          <w:p>
+            <w:r>
+              <w:t>OR-4DT-0010</w:t>
+            </w:r>
+          </w:p>
+        </w:tc>
+        <w:tc>
+          <w:tcPr>
+            <w:tcW w:w="5040" w:type="dxa"/>
+          </w:tcPr>
+          <w:p>
+            <w:r>
+              <w:t>Trajectory uplink via FIXM over B2B interface</w:t>
+            </w:r>
+          </w:p>
+        </w:tc>
+        <w:tc>
+          <w:tcPr>
+            <w:tcW w:w="2016" w:type="dxa"/>
+          </w:tcPr>
+          <w:p>
+            <w:r>
+              <w:t>Validated</w:t>
+            </w:r>
+          </w:p>
+        </w:tc>
+      </w:tr>
+      <w:tr>
+        <w:tc>
+          <w:tcPr>
+            <w:tcW w:w="2016" w:type="dxa"/>
+          </w:tcPr>
+          <w:p>
+            <w:r>
+              <w:t>OR-4DT-0020</w:t>
+            </w:r>
+          </w:p>
+        </w:tc>
+        <w:tc>
+          <w:tcPr>
+            <w:tcW w:w="5040" w:type="dxa"/>
+          </w:tcPr>
+          <w:p>
+            <w:r>
+              <w:t>Trajectory update notification to affected ANSPs</w:t>
+            </w:r>
+          </w:p>
+        </w:tc>
+        <w:tc>
+          <w:tcPr>
+            <w:tcW w:w="2016" w:type="dxa"/>
+          </w:tcPr>
+          <w:p>
+            <w:r>
+              <w:t>Advanced</w:t>
+            </w:r>
+          </w:p>
+        </w:tc>
+      </w:tr>
+      <w:tr>
+        <w:tc>
+          <w:tcPr>
+            <w:tcW w:w="2016" w:type="dxa"/>
+          </w:tcPr>
+          <w:p>
+            <w:r>
+              <w:t>OR-4DT-0030</w:t>
+            </w:r>
+          </w:p>
+        </w:tc>
+        <w:tc>
+          <w:tcPr>
+            <w:tcW w:w="5040" w:type="dxa"/>
+          </w:tcPr>
+          <w:p>
+            <w:r>
+              <w:t>Conflict detection based on 4D trajectory data</w:t>
+            </w:r>
+          </w:p>
+        </w:tc>
+        <w:tc>
+          <w:tcPr>
+            <w:tcW w:w="2016" w:type="dxa"/>
+          </w:tcPr>
+          <w:p>
+            <w:r>
+              <w:t>Draft</w:t>
+            </w:r>
+          </w:p>
+        </w:tc>
+      </w:tr>
+    </w:tbl>
+    <w:p>
+      <w:r>
+        <w:t xml:space="preserve">Compliance with the above requirements shall be verified during the iCDM operational evaluation phase. Non-compliant implementations shall be subject to a corrective action plan agreed between the airspace user and Network Manager. Progress shall be tracked in the ODIP repository against the applicable wave and edition.</w:t>
+      </w:r>
+    </w:p>
+    <w:p>
+      <w:pPr>
+        <w:pStyle w:val="Titre3"/>
+      </w:pPr>
+      <w:r>
+        <w:t>Trajectory Intent Data Provision</w:t>
+      </w:r>
+    </w:p>
+    <w:p>
+      <w:r>
+        <w:rPr>
+          <w:b/>
+        </w:rPr>
+        <w:t xml:space="preserve">Code: </w:t>
+      </w:r>
+      <w:r>
+        <w:t>OR-IDL-0123</w:t>
+      </w:r>
+    </w:p>
+    <w:p>
+      <w:r>
+        <w:rPr>
+          <w:b/>
+        </w:rPr>
+        <w:t xml:space="preserve">Domain: </w:t>
+      </w:r>
+      <w:r>
+        <w:t>Airspace (iDL)</w:t>
+      </w:r>
+    </w:p>
+    <w:p>
+      <w:r>
+        <w:rPr>
+          <w:b/>
+        </w:rPr>
+        <w:t>Statement</w:t>
+      </w:r>
+    </w:p>
+    <w:p>
+      <w:r>
+        <w:t xml:space="preserve">The iDL-enabled airspace user shall provide trajectory intent data to Network Manager at least 3 hours before the estimated off-block time. The data shall include all planned waypoints, flight levels, and estimated times of arrival at each point along the route.</w:t>
+      </w:r>
+    </w:p>
+    <w:p>
+      <w:r>
+        <w:rPr>
+          <w:b/>
+        </w:rPr>
+        <w:t>Rationale</w:t>
+      </w:r>
+    </w:p>
+    <w:p>
+      <w:r>
+        <w:t xml:space="preserve">Early availability of trajectory intent data enables Network Manager to detect potential conflicts and resource overloads in advance of the tactical phase. This supports more efficient pre-tactical ATFCM measure planning and reduces the need for last-minute interventions, thereby improving overall network performance and flight efficiency.</w:t>
+      </w:r>
+    </w:p>
     <w:sectPr>
       <w:footerReference w:type="default" r:id="rId8"/>
       <w:pgSz w:w="11906" w:h="16838"/>
@@ -52,7 +557,7 @@
       <w:rPr>
         <w:sz w:val="16"/>
       </w:rPr>
-      <w:t>ODIP Ed. 1.0 — Chapter 5 — 4D-Trajectory</w:t>
+      <w:t>ODIP Ed. 1.0</w:t>
     </w:r>
     <w:r>
       <w:tab/>
@@ -80,7 +585,7 @@
         <w:noProof/>
         <w:sz w:val="16"/>
       </w:rPr>
-      <w:t>04/05/2026</w:t>
+      <w:t>05/05/2026</w:t>
     </w:r>
     <w:r>
       <w:rPr>
@@ -205,9 +710,9 @@
       <w:lvlJc w:val="left"/>
       <w:pPr>
         <w:tabs>
-          <w:tab w:val="num" w:pos="1800"/>
+          <w:tab w:val="num" w:pos="720"/>
         </w:tabs>
-        <w:ind w:left="1800" w:hanging="360"/>
+        <w:ind w:left="720" w:hanging="360"/>
       </w:pPr>
     </w:lvl>
   </w:abstractNum>
@@ -408,9 +913,9 @@
       <w:lvlJc w:val="left"/>
       <w:pPr>
         <w:tabs>
-          <w:tab w:val="num" w:pos="360"/>
+          <w:tab w:val="num" w:pos="720"/>
         </w:tabs>
-        <w:ind w:left="360" w:hanging="360"/>
+        <w:ind w:left="720" w:hanging="360"/>
       </w:pPr>
       <w:rPr>
         <w:rFonts w:ascii="Symbol" w:hAnsi="Symbol" w:hint="default"/>
@@ -573,6 +1078,119 @@
       </w:pPr>
     </w:lvl>
   </w:abstractNum>
+  <w:abstractNum w:abstractNumId="10" w15:restartNumberingAfterBreak="0">
+    <w:nsid w:val="36AE6C07"/>
+    <w:multiLevelType w:val="hybridMultilevel"/>
+    <w:tmpl w:val="2408C836"/>
+    <w:lvl w:ilvl="0" w:tplc="080C0001">
+      <w:start w:val="1"/>
+      <w:numFmt w:val="bullet"/>
+      <w:lvlText w:val=""/>
+      <w:lvlJc w:val="left"/>
+      <w:pPr>
+        <w:ind w:left="720" w:hanging="360"/>
+      </w:pPr>
+      <w:rPr>
+        <w:rFonts w:ascii="Symbol" w:hAnsi="Symbol" w:hint="default"/>
+      </w:rPr>
+    </w:lvl>
+    <w:lvl w:ilvl="1" w:tplc="080C0003" w:tentative="1">
+      <w:start w:val="1"/>
+      <w:numFmt w:val="bullet"/>
+      <w:lvlText w:val="o"/>
+      <w:lvlJc w:val="left"/>
+      <w:pPr>
+        <w:ind w:left="1440" w:hanging="360"/>
+      </w:pPr>
+      <w:rPr>
+        <w:rFonts w:ascii="Courier New" w:hAnsi="Courier New" w:cs="Courier New" w:hint="default"/>
+      </w:rPr>
+    </w:lvl>
+    <w:lvl w:ilvl="2" w:tplc="080C0005" w:tentative="1">
+      <w:start w:val="1"/>
+      <w:numFmt w:val="bullet"/>
+      <w:lvlText w:val=""/>
+      <w:lvlJc w:val="left"/>
+      <w:pPr>
+        <w:ind w:left="2160" w:hanging="360"/>
+      </w:pPr>
+      <w:rPr>
+        <w:rFonts w:ascii="Wingdings" w:hAnsi="Wingdings" w:hint="default"/>
+      </w:rPr>
+    </w:lvl>
+    <w:lvl w:ilvl="3" w:tplc="080C0001" w:tentative="1">
+      <w:start w:val="1"/>
+      <w:numFmt w:val="bullet"/>
+      <w:lvlText w:val=""/>
+      <w:lvlJc w:val="left"/>
+      <w:pPr>
+        <w:ind w:left="2880" w:hanging="360"/>
+      </w:pPr>
+      <w:rPr>
+        <w:rFonts w:ascii="Symbol" w:hAnsi="Symbol" w:hint="default"/>
+      </w:rPr>
+    </w:lvl>
+    <w:lvl w:ilvl="4" w:tplc="080C0003" w:tentative="1">
+      <w:start w:val="1"/>
+      <w:numFmt w:val="bullet"/>
+      <w:lvlText w:val="o"/>
+      <w:lvlJc w:val="left"/>
+      <w:pPr>
+        <w:ind w:left="3600" w:hanging="360"/>
+      </w:pPr>
+      <w:rPr>
+        <w:rFonts w:ascii="Courier New" w:hAnsi="Courier New" w:cs="Courier New" w:hint="default"/>
+      </w:rPr>
+    </w:lvl>
+    <w:lvl w:ilvl="5" w:tplc="080C0005" w:tentative="1">
+      <w:start w:val="1"/>
+      <w:numFmt w:val="bullet"/>
+      <w:lvlText w:val=""/>
+      <w:lvlJc w:val="left"/>
+      <w:pPr>
+        <w:ind w:left="4320" w:hanging="360"/>
+      </w:pPr>
+      <w:rPr>
+        <w:rFonts w:ascii="Wingdings" w:hAnsi="Wingdings" w:hint="default"/>
+      </w:rPr>
+    </w:lvl>
+    <w:lvl w:ilvl="6" w:tplc="080C0001" w:tentative="1">
+      <w:start w:val="1"/>
+      <w:numFmt w:val="bullet"/>
+      <w:lvlText w:val=""/>
+      <w:lvlJc w:val="left"/>
+      <w:pPr>
+        <w:ind w:left="5040" w:hanging="360"/>
+      </w:pPr>
+      <w:rPr>
+        <w:rFonts w:ascii="Symbol" w:hAnsi="Symbol" w:hint="default"/>
+      </w:rPr>
+    </w:lvl>
+    <w:lvl w:ilvl="7" w:tplc="080C0003" w:tentative="1">
+      <w:start w:val="1"/>
+      <w:numFmt w:val="bullet"/>
+      <w:lvlText w:val="o"/>
+      <w:lvlJc w:val="left"/>
+      <w:pPr>
+        <w:ind w:left="5760" w:hanging="360"/>
+      </w:pPr>
+      <w:rPr>
+        <w:rFonts w:ascii="Courier New" w:hAnsi="Courier New" w:cs="Courier New" w:hint="default"/>
+      </w:rPr>
+    </w:lvl>
+    <w:lvl w:ilvl="8" w:tplc="080C0005" w:tentative="1">
+      <w:start w:val="1"/>
+      <w:numFmt w:val="bullet"/>
+      <w:lvlText w:val=""/>
+      <w:lvlJc w:val="left"/>
+      <w:pPr>
+        <w:ind w:left="6480" w:hanging="360"/>
+      </w:pPr>
+      <w:rPr>
+        <w:rFonts w:ascii="Wingdings" w:hAnsi="Wingdings" w:hint="default"/>
+      </w:rPr>
+    </w:lvl>
+  </w:abstractNum>
   <w:num w:numId="1" w16cid:durableId="1062943170">
     <w:abstractNumId w:val="8"/>
   </w:num>
@@ -603,6 +1221,9 @@
   <w:num w:numId="10" w16cid:durableId="1498307930">
     <w:abstractNumId w:val="9"/>
   </w:num>
+  <w:num w:numId="11" w16cid:durableId="919481140">
+    <w:abstractNumId w:val="10"/>
+  </w:num>
 </w:numbering>
 </file>
 
@@ -611,7 +1232,7 @@
   <w:docDefaults>
     <w:rPrDefault>
       <w:rPr>
-        <w:rFonts w:asciiTheme="minorHAnsi" w:eastAsiaTheme="minorEastAsia" w:hAnsiTheme="minorHAnsi" w:cstheme="minorBidi"/>
+        <w:rFonts w:ascii="Calibri" w:hAnsi="Calibri" w:eastAsia="Calibri" w:cs="Calibri"/>
         <w:sz w:val="22"/>
         <w:szCs w:val="22"/>
         <w:lang w:val="en-US" w:eastAsia="en-US" w:bidi="ar-SA"/>
@@ -619,7 +1240,7 @@
     </w:rPrDefault>
     <w:pPrDefault>
       <w:pPr>
-        <w:spacing w:after="200" w:line="276" w:lineRule="auto"/>
+        <w:spacing w:after="0" w:line="264" w:lineRule="auto"/>
       </w:pPr>
     </w:pPrDefault>
   </w:docDefaults>
@@ -643,9 +1264,9 @@
     <w:lsdException w:name="index 7" w:semiHidden="1" w:unhideWhenUsed="1"/>
     <w:lsdException w:name="index 8" w:semiHidden="1" w:unhideWhenUsed="1"/>
     <w:lsdException w:name="index 9" w:semiHidden="1" w:unhideWhenUsed="1"/>
-    <w:lsdException w:name="toc 1" w:semiHidden="1" w:uiPriority="39" w:unhideWhenUsed="1"/>
-    <w:lsdException w:name="toc 2" w:semiHidden="1" w:uiPriority="39" w:unhideWhenUsed="1"/>
-    <w:lsdException w:name="toc 3" w:semiHidden="1" w:uiPriority="39" w:unhideWhenUsed="1"/>
+    <w:lsdException w:name="toc 1" w:uiPriority="39" w:unhideWhenUsed="1"/>
+    <w:lsdException w:name="toc 2" w:uiPriority="39" w:unhideWhenUsed="1"/>
+    <w:lsdException w:name="toc 3" w:uiPriority="39" w:unhideWhenUsed="1"/>
     <w:lsdException w:name="toc 4" w:semiHidden="1" w:uiPriority="39" w:unhideWhenUsed="1"/>
     <w:lsdException w:name="toc 5" w:semiHidden="1" w:uiPriority="39" w:unhideWhenUsed="1"/>
     <w:lsdException w:name="toc 6" w:semiHidden="1" w:uiPriority="39" w:unhideWhenUsed="1"/>
@@ -996,8 +1617,11 @@
     <w:name w:val="Normal"/>
     <w:qFormat/>
     <w:rsid w:val="00FC693F"/>
+    <w:pPr>
+      <w:spacing w:before="120" w:after="120"/>
+    </w:pPr>
     <w:rPr>
-      <w:rFonts w:ascii="Arial" w:hAnsi="Arial"/>
+      <w:rFonts w:ascii="Calibri" w:hAnsi="Calibri" w:cs="Calibri"/>
     </w:rPr>
   </w:style>
   <w:style w:type="paragraph" w:styleId="Titre1">
@@ -1070,7 +1694,7 @@
         <w:ilvl w:val="2"/>
         <w:numId w:val="10"/>
       </w:numPr>
-      <w:spacing w:before="200" w:after="0"/>
+      <w:spacing w:before="200" w:after="120"/>
       <w:outlineLvl w:val="2"/>
     </w:pPr>
     <w:rPr>
@@ -1097,7 +1721,7 @@
         <w:ilvl w:val="3"/>
         <w:numId w:val="10"/>
       </w:numPr>
-      <w:spacing w:before="200" w:after="0"/>
+      <w:spacing w:before="200" w:after="120"/>
       <w:outlineLvl w:val="3"/>
     </w:pPr>
     <w:rPr>
@@ -1126,7 +1750,7 @@
         <w:ilvl w:val="4"/>
         <w:numId w:val="10"/>
       </w:numPr>
-      <w:spacing w:before="200" w:after="0"/>
+      <w:spacing w:before="200" w:after="120"/>
       <w:outlineLvl w:val="4"/>
     </w:pPr>
     <w:rPr>
@@ -1151,7 +1775,7 @@
         <w:ilvl w:val="5"/>
         <w:numId w:val="10"/>
       </w:numPr>
-      <w:spacing w:before="200" w:after="0"/>
+      <w:spacing w:before="200" w:after="120"/>
       <w:outlineLvl w:val="5"/>
     </w:pPr>
     <w:rPr>
@@ -1178,7 +1802,7 @@
         <w:ilvl w:val="6"/>
         <w:numId w:val="10"/>
       </w:numPr>
-      <w:spacing w:before="200" w:after="0"/>
+      <w:spacing w:before="200" w:after="120"/>
       <w:outlineLvl w:val="6"/>
     </w:pPr>
     <w:rPr>
@@ -1205,7 +1829,7 @@
         <w:ilvl w:val="7"/>
         <w:numId w:val="10"/>
       </w:numPr>
-      <w:spacing w:before="200" w:after="0"/>
+      <w:spacing w:before="200" w:after="120"/>
       <w:outlineLvl w:val="7"/>
     </w:pPr>
     <w:rPr>
@@ -1232,7 +1856,7 @@
         <w:ilvl w:val="8"/>
         <w:numId w:val="10"/>
       </w:numPr>
-      <w:spacing w:before="200" w:after="0"/>
+      <w:spacing w:before="200" w:after="120"/>
       <w:outlineLvl w:val="8"/>
     </w:pPr>
     <w:rPr>
@@ -1414,11 +2038,6 @@
     <w:uiPriority w:val="11"/>
     <w:qFormat/>
     <w:rsid w:val="00FC693F"/>
-    <w:pPr>
-      <w:numPr>
-        <w:ilvl w:val="1"/>
-      </w:numPr>
-    </w:pPr>
     <w:rPr>
       <w:rFonts w:asciiTheme="majorHAnsi" w:eastAsiaTheme="majorEastAsia" w:hAnsiTheme="majorHAnsi" w:cstheme="majorBidi"/>
       <w:i/>
@@ -1452,8 +2071,8 @@
     <w:qFormat/>
     <w:rsid w:val="00FC693F"/>
     <w:pPr>
+      <w:spacing w:before="0" w:after="0" w:line="240" w:lineRule="auto"/>
       <w:ind w:left="720"/>
-      <w:contextualSpacing/>
     </w:pPr>
   </w:style>
   <w:style w:type="paragraph" w:styleId="Corpsdetexte">
@@ -1967,6 +2586,10 @@
     <w:qFormat/>
     <w:rsid w:val="00FC693F"/>
     <w:pPr>
+      <w:pageBreakBefore/>
+      <w:numPr>
+        <w:numId w:val="0"/>
+      </w:numPr>
       <w:outlineLvl w:val="9"/>
     </w:pPr>
   </w:style>
@@ -12023,6 +12646,65 @@
         <w:shd w:val="clear" w:color="auto" w:fill="FBCAA2" w:themeFill="accent6" w:themeFillTint="7F"/>
       </w:tcPr>
     </w:tblStylePr>
+  </w:style>
+  <w:style w:type="character" w:styleId="Lienhypertexte">
+    <w:name w:val="Hyperlink"/>
+    <w:basedOn w:val="Policepardfaut"/>
+    <w:uiPriority w:val="99"/>
+    <w:unhideWhenUsed/>
+    <w:rsid w:val="00F04D75"/>
+    <w:rPr>
+      <w:color w:val="0070C0"/>
+      <w:u w:val="single"/>
+    </w:rPr>
+  </w:style>
+  <w:style w:type="character" w:styleId="Mentionnonrsolue">
+    <w:name w:val="Unresolved Mention"/>
+    <w:basedOn w:val="Policepardfaut"/>
+    <w:uiPriority w:val="99"/>
+    <w:semiHidden/>
+    <w:unhideWhenUsed/>
+    <w:rsid w:val="00862CC8"/>
+    <w:rPr>
+      <w:color w:val="605E5C"/>
+      <w:shd w:val="clear" w:color="auto" w:fill="E1DFDD"/>
+    </w:rPr>
+  </w:style>
+  <w:style w:type="paragraph" w:styleId="TM1">
+    <w:name w:val="toc 1"/>
+    <w:basedOn w:val="Normal"/>
+    <w:next w:val="Normal"/>
+    <w:uiPriority w:val="39"/>
+    <w:unhideWhenUsed/>
+    <w:rsid w:val="00FC693F"/>
+    <w:pPr>
+      <w:spacing w:after="0"/>
+      <w:ind w:left="0"/>
+    </w:pPr>
+  </w:style>
+  <w:style w:type="paragraph" w:styleId="TM2">
+    <w:name w:val="toc 2"/>
+    <w:basedOn w:val="Normal"/>
+    <w:next w:val="Normal"/>
+    <w:uiPriority w:val="39"/>
+    <w:unhideWhenUsed/>
+    <w:rsid w:val="00FC693F"/>
+    <w:pPr>
+      <w:spacing w:after="0"/>
+      <w:ind w:left="0"/>
+    </w:pPr>
+  </w:style>
+  <w:style w:type="paragraph" w:styleId="TM3">
+    <w:name w:val="toc 3"/>
+    <w:basedOn w:val="Normal"/>
+    <w:next w:val="Normal"/>
+    <w:uiPriority w:val="39"/>
+    <w:unhideWhenUsed/>
+    <w:rsid w:val="00FC693F"/>
+    <w:pPr>
+      <w:spacing w:after="0"/>
+      <w:ind w:left="0"/>
+    </w:pPr>
   </w:style>
 </w:styles>
 </file>
